--- a/capítulos/PG Cap IV y V.docx
+++ b/capítulos/PG Cap IV y V.docx
@@ -3,6 +3,11 @@
 <w:document xmlns:wpc="http://schemas.microsoft.com/office/word/2010/wordprocessingCanvas" xmlns:cx="http://schemas.microsoft.com/office/drawing/2014/chartex" xmlns:cx1="http://schemas.microsoft.com/office/drawing/2015/9/8/chartex" xmlns:cx2="http://schemas.microsoft.com/office/drawing/2015/10/21/chartex" xmlns:cx3="http://schemas.microsoft.com/office/drawing/2016/5/9/chartex" xmlns:cx4="http://schemas.microsoft.com/office/drawing/2016/5/10/chartex" xmlns:cx5="http://schemas.microsoft.com/office/drawing/2016/5/11/chartex" xmlns:cx6="http://schemas.microsoft.com/office/drawing/2016/5/12/chartex" xmlns:cx7="http://schemas.microsoft.com/office/drawing/2016/5/13/chartex" xmlns:cx8="http://schemas.microsoft.com/office/drawing/2016/5/14/chartex" xmlns:mc="http://schemas.openxmlformats.org/markup-compatibility/2006" xmlns:m="http://schemas.openxmlformats.org/officeDocument/2006/math" xmlns:aink="http://schemas.microsoft.com/office/drawing/2016/ink" xmlns:am3d="http://schemas.microsoft.com/office/drawing/2017/model3d" xmlns:oel="http://schemas.microsoft.com/office/2019/extlst" xmlns:r="http://schemas.openxmlformats.org/officeDocument/2006/relationships" xmlns:wp14="http://schemas.microsoft.com/office/word/2010/wordprocessingDrawing" xmlns:wp="http://schemas.openxmlformats.org/drawingml/2006/wordprocessingDrawing" xmlns:wpg="http://schemas.microsoft.com/office/word/2010/wordprocessingGroup" xmlns:wpi="http://schemas.microsoft.com/office/word/2010/wordprocessingInk" xmlns:wps="http://schemas.microsoft.com/office/word/2010/wordprocessingShape" xmlns:o="urn:schemas-microsoft-com:office:office" xmlns:v="urn:schemas-microsoft-com:vml" xmlns:w10="urn:schemas-microsoft-com:office:word" xmlns:w="http://schemas.openxmlformats.org/wordprocessingml/2006/main" xmlns:w14="http://schemas.microsoft.com/office/word/2010/wordml" xmlns:w15="http://schemas.microsoft.com/office/word/2012/wordml" xmlns:w16cei="http://schemas.microsoft.com/office/word/2026/wordml/cei" xmlns:w16cex="http://schemas.microsoft.com/office/word/2018/wordml/cex" xmlns:w16cid="http://schemas.microsoft.com/office/word/2016/wordml/cid" xmlns:w16="http://schemas.microsoft.com/office/word/2018/wordml" xmlns:w16sdtdh="http://schemas.microsoft.com/office/word/2020/wordml/sdtdatahash" xmlns:w16sdtfl="http://schemas.microsoft.com/office/word/2024/wordml/sdtformatlock" xmlns:w16se="http://schemas.microsoft.com/office/word/2015/wordml/symex" xmlns:w16du="http://schemas.microsoft.com/office/word/2023/wordml/word16du" xmlns:wne="http://schemas.microsoft.com/office/word/2006/wordml" mc:Ignorable="w14 w15 w16se w16cid w16 w16cex w16sdtdh w16sdtfl w16du wp14">
   <w:body>
     <w:p>
+      <w:r>
+        <w:t>Versión de trabajo revisada el 3 de octubre de 2026. La propuesta se centra en integrar y dar seguimiento a procedimientos existentes. El diagnóstico inicial de 2023 es antecedente histórico: el informe final de la consultoría documenta la elaboración de herramientas administrativas y capacitación. La membresía activa para el proyecto corresponde a San Pedro Soloma, Santa Eulalia y San Rafael la Independencia, confirmada por el responsable el 3 de octubre de 2026 a partir del PG. El padrón de participantes y los resultados pretest/postest requieren confirmación y evidencia institucional. Este documento no acredita esas mediciones.</w:t>
+      </w:r>
+    </w:p>
+    <w:p>
       <w:pPr>
         <w:pStyle w:val="Ttulo1"/>
       </w:pPr>
@@ -94,7 +99,6 @@
         <w:pStyle w:val="Prrafodelista"/>
       </w:pPr>
       <w:r>
-        <w:lastRenderedPageBreak/>
         <w:t xml:space="preserve">Eje de gestión ambiental y cambio climático.  </w:t>
       </w:r>
     </w:p>
@@ -258,7 +262,6 @@
         <w:t xml:space="preserve">caminos de terracería susceptibles a deslaves durante la temporada de lluvias, representan un desafío logístico colosal. Esta realidad territorial vuelve </w:t>
       </w:r>
       <w:r>
-        <w:lastRenderedPageBreak/>
         <w:t>absolutamente imperativa la adopción de plataformas tecnológicas centralizadas y basadas en la nube, que permitan la coordinación a distancia, la transmisión de datos en tiempo real y la eliminación de la dependencia del traslado físico de documentos.</w:t>
       </w:r>
     </w:p>
@@ -334,7 +337,7 @@
         <w:t xml:space="preserve"> </w:t>
       </w:r>
       <w:r>
-        <w:t>en el vehículo principal para materializar esta coordinación entre los seis municipios.</w:t>
+        <w:t>en el vehículo principal para materializar esta coordinación entre los tres municipios activos.</w:t>
       </w:r>
     </w:p>
     <w:p>
@@ -374,7 +377,6 @@
         <w:pStyle w:val="Ttulo3"/>
       </w:pPr>
       <w:r>
-        <w:lastRenderedPageBreak/>
         <w:t>Valores y principios rectores</w:t>
       </w:r>
     </w:p>
@@ -438,7 +440,7 @@
     </w:p>
     <w:p>
       <w:r>
-        <w:t>Integrado por los alcaldes titulares de los seis municipios. Este grupo de personas asume el rol estratégico y político de la Mancomunidad. Debido a sus múltiples ocupaciones en sus respectivas municipalidades, requieren información altamente sintetizada, indicadores clave visuales y reportes ejecutivos en tiempo real para la toma de decisiones rápidas durante las asambleas.</w:t>
+        <w:t>Integrado por los alcaldes titulares de los tres municipios activos. Este grupo de personas asume el rol estratégico y político de la Mancomunidad. Debido a sus múltiples ocupaciones en sus respectivas municipalidades, requieren información altamente sintetizada, indicadores clave visuales y reportes ejecutivos en tiempo real para la toma de decisiones rápidas durante las asambleas.</w:t>
       </w:r>
     </w:p>
     <w:p>
@@ -472,7 +474,6 @@
         <w:pStyle w:val="Ttulo3"/>
       </w:pPr>
       <w:r>
-        <w:lastRenderedPageBreak/>
         <w:t>Contexto del problema y desafíos operativos</w:t>
       </w:r>
     </w:p>
@@ -504,7 +505,6 @@
     </w:p>
     <w:p>
       <w:r>
-        <w:lastRenderedPageBreak/>
         <w:t>Por último, esta desconexión retrasa la implementación de las recomendaciones del Plan de Mejoras Institucionales derivado del mismo informe, ya que no existe un mecanismo centralizado para rastrear qué departamento es responsable de qué tarea. Ante las rigurosas exigencias de auditoría, trazabilidad y rendición de cuentas que demandan los cooperantes internacionales, la digitalización integral de la Mancomunidad ha dejado de ser una simple innovación opcional para convertirse en un mandato urgente y una necesidad de supervivencia institucional operativa.</w:t>
       </w:r>
     </w:p>
@@ -542,7 +542,7 @@
     </w:p>
     <w:p>
       <w:r>
-        <w:t xml:space="preserve">La Mancomunidad coordina intervenciones físicas en los seis municipios en los que tiene intervención. Si bien históricamente el flujo de información desde el campo hacia la sede central dependía de libretas físicas y aplicaciones de mensajería informal, la institución ha incorporado el uso de la herramienta COMMCARE para la recopilación de datos primarios por parte de los técnicos de campo.  </w:t>
+        <w:t xml:space="preserve">La Mancomunidad coordina intervenciones físicas en los tres municipios activos en los que tiene intervención. Si bien históricamente el flujo de información desde el campo hacia la sede central dependía de libretas físicas y aplicaciones de mensajería informal, la institución ha incorporado el uso de la herramienta COMMCARE para la recopilación de datos primarios por parte de los técnicos de campo.  </w:t>
       </w:r>
     </w:p>
     <w:p>
@@ -555,7 +555,6 @@
         <w:t xml:space="preserve">Esta desconexión sistémica provoca que, cuando la Junta Directiva solicita el estatus de ejecución de un proyecto, la Gerencia invierta hasta una semana recopilando, transcribiendo y consolidando los datos, lo que impide una toma de decisiones ágil ante retrasos en la obra. Esta problemática hace imperativa la adopción de una plataforma integral propia que elimine los silos </w:t>
       </w:r>
       <w:r>
-        <w:lastRenderedPageBreak/>
         <w:t xml:space="preserve">de información y automatice el flujo de los indicadores desde su captura en campo hasta su visualización en tiempo real.  </w:t>
       </w:r>
     </w:p>
@@ -636,13 +635,7 @@
     </w:p>
     <w:p>
       <w:r>
-        <w:t xml:space="preserve">El diagrama de flujo (ver Figura </w:t>
-      </w:r>
-      <w:r>
-        <w:t>1</w:t>
-      </w:r>
-      <w:r>
-        <w:t>) ilustra la arquitectura lógica de la solución tecnológica propuesta para la gestión de proyectos. El modelo automatiza la recopilación de datos en campo mediante capacidades offline y sincronización en la nube, eliminando la dependencia de la cobertura de red inmediata. Esto centraliza la consolidación de la información y proporciona a la Junta Directiva un tablero de control para la auditoría visual del avance de las obras en tiempo real.</w:t>
+        <w:t>La Figura 1 representa una propuesta conceptual de captura en campo y consolidación del seguimiento. Las capacidades sin conexión y de sincronización automática que muestra son requisitos pendientes; no están implementadas en la versión revisada. El prototipo actual requiere conexión para registrar avances y evidencias.</w:t>
       </w:r>
     </w:p>
     <w:p>
@@ -651,16 +644,13 @@
         <w:ind w:firstLine="0"/>
         <w:jc w:val="left"/>
       </w:pPr>
-      <w:r>
-        <w:br w:type="page"/>
-      </w:r>
+      <w:r/>
     </w:p>
     <w:p>
       <w:pPr>
         <w:pStyle w:val="TtuloFigura"/>
       </w:pPr>
       <w:r>
-        <w:lastRenderedPageBreak/>
         <w:t xml:space="preserve">Figura </w:t>
       </w:r>
       <w:r>
@@ -688,6 +678,11 @@
       <w:pPr>
         <w:jc w:val="center"/>
       </w:pPr>
+      <w:r>
+        <w:rPr>
+          <w:noProof/>
+        </w:rPr>
+      </w:r>
       <w:r>
         <w:rPr>
           <w:noProof/>
@@ -781,7 +776,6 @@
         <w:t xml:space="preserve">A partir de los resultados obtenidos en el proceso de Autovaloración y Reconocimiento de Capacidades (ARC), la institución formuló un plan de mejoras enfocado en subsanar las deficiencias identificadas en materia de gobernanza y planificación. En la actualidad, el monitoreo, seguimiento y evaluación de dicho plan carece de una metodología activa sistémica, quedando relegado a una matriz impresa que se archiva físicamente en la Gerencia. La delegación de </w:t>
       </w:r>
       <w:r>
-        <w:lastRenderedPageBreak/>
         <w:t xml:space="preserve">responsabilidades se efectúa de manera verbal durante las sesiones de trabajo, careciendo de un sistema de alertas que notifique el vencimiento de los plazos establecidos para cada meta. Este enfoque pasivo ocasiona que las tareas estratégicas sean postergadas o invisibilizadas frente a las urgencias operativas diarias, lo cual compromete severamente el cumplimiento de los compromisos adquiridos y pone en riesgo futuras evaluaciones ante los organismos cooperantes.  </w:t>
       </w:r>
     </w:p>
@@ -854,9 +848,7 @@
         <w:ind w:firstLine="0"/>
         <w:jc w:val="left"/>
       </w:pPr>
-      <w:r>
-        <w:br w:type="page"/>
-      </w:r>
+      <w:r/>
     </w:p>
     <w:p>
       <w:pPr>
@@ -875,7 +867,6 @@
           <w:i w:val="0"/>
           <w:iCs w:val="0"/>
         </w:rPr>
-        <w:lastRenderedPageBreak/>
         <w:t xml:space="preserve">Figura </w:t>
       </w:r>
       <w:r>
@@ -912,15 +903,15 @@
       <w:r>
         <w:t xml:space="preserve"> </w:t>
       </w:r>
-      <w:r>
-        <w:fldChar w:fldCharType="begin"/>
-      </w:r>
-      <w:r>
-        <w:instrText xml:space="preserve"> INCLUDEPICTURE "https://cdn-0.plantuml.com/plantuml/png/RLBDJjj04BxlKup4eL2LAX9IgtAeC8bJHI892fH3VrHDTeUmiDuritOGL7sW7dhg8_1Y7Jk9jPMnhFNkp7pVVDzuJsA5NDM5K_7E-X8P2p2bXQF188b8KKMdWGtnCBZ0iFVXwFrWT9gK87Dus2QFsaUfLp0EtWHOElGwG2avGzUagm0D25Qo-Ce-8SDzJU1215qJb_8rSaGvugsi5AldtnwSBKeROayNwhiLXzgRJVk76riHAFNrzNSuFFm8v_biDCbdbpaSGwQrVVxh6_eftGP6o1P3c1WI6TTMey56TUP4goS6Sg1RJhold_-yWNCdUZzFpo1A54hhAmI7e759cXZXKOXliOK98--SgrPd8cHlFCZVZSVmKm4qG-8dB4BisltlNheGUzaW5EY3G3PqMRGhZze6l-FhKWkAOY3Yqb6IatSxamIh83cqkHHy39-8oMkBOCZHghLR8HEgNqfrXbfSFljnlfWFyukvm787dF1ORniEr9LTMuE6ejeC9KLrKqbyw51QrseROHLYpsdkS1buKn1qNSZOmukM-rmA-h6syYNEncuYTUjtaLzDBYRpcHY-82Z5iTGYu1gz9a2O1c-hm1JW4V8rkXhRw_VDxr-XimQxopYSJwV3R973EhuLdh1YB3RPWsvGIRkTGPK6U_z0tDtW4ng4_GNTrvQOG0TcqeqrYWSz-7WooyucNx9H0xz49eHrAzIWE40HjfJjJb5ItGbAOWsX35-Ta3TruVu1" \* MERGEFORMATINET </w:instrText>
-      </w:r>
-      <w:r>
-        <w:fldChar w:fldCharType="separate"/>
-      </w:r>
+      <w:r/>
+      <w:r/>
+      <w:r/>
+      <w:r>
+        <w:rPr>
+          <w:noProof/>
+        </w:rPr>
+      </w:r>
+      <w:r/>
       <w:r>
         <w:rPr>
           <w:noProof/>
@@ -974,9 +965,6 @@
           </wp:inline>
         </w:drawing>
       </w:r>
-      <w:r>
-        <w:fldChar w:fldCharType="end"/>
-      </w:r>
     </w:p>
     <w:p>
       <w:pPr>
@@ -1013,7 +1001,6 @@
         <w:t xml:space="preserve">tabulación manual en libros auxiliares y hojas de cálculo aisladas. Además, la rendición de cuentas ante la Contraloría General de Cuentas (CGC) se realiza mediante cajas fiscales elaboradas en máquina de escribir, debido a que la institución aún no ha adoptado la entrega de estos reportes en formato digital. Para informar a la Junta Directiva sobre el saldo disponible, la ejecución presupuestaria o los gastos operativos, el departamento financiero ejecuta procesos de conciliación manual que demandan jornadas extendidas. Esta carencia de acceso a información financiera </w:t>
       </w:r>
       <w:r>
-        <w:lastRenderedPageBreak/>
         <w:t>consolidada en tiempo real vulnera los principios de probidad y transparencia, resultando en la presentación de estados contables con un rezago significativo ante los entes fiscalizadores.</w:t>
       </w:r>
     </w:p>
@@ -1143,9 +1130,7 @@
         <w:ind w:firstLine="0"/>
         <w:jc w:val="left"/>
       </w:pPr>
-      <w:r>
-        <w:br w:type="page"/>
-      </w:r>
+      <w:r/>
     </w:p>
     <w:p>
       <w:pPr>
@@ -1158,7 +1143,6 @@
           <w:i w:val="0"/>
           <w:iCs w:val="0"/>
         </w:rPr>
-        <w:lastRenderedPageBreak/>
         <w:t xml:space="preserve">Figura 4.3 </w:t>
       </w:r>
     </w:p>
@@ -1169,6 +1153,11 @@
       </w:pPr>
       <w:r>
         <w:t>Diagrama de flujo del control financiero y rendición de cuenta</w:t>
+      </w:r>
+      <w:r>
+        <w:rPr>
+          <w:noProof/>
+        </w:rPr>
       </w:r>
       <w:r>
         <w:rPr>
@@ -1300,7 +1289,6 @@
     </w:p>
     <w:p>
       <w:r>
-        <w:lastRenderedPageBreak/>
         <w:t>El diagrama de secuencia (ver Figura 4.4) modela la automatización del seguimiento a las resoluciones emitidas por la Asamblea General. Esta arquitectura sistémica no sustituye el mandato legal del libro impreso, sino que complementa el flujo mediante un repositorio de gobernanza digital activo. El sistema permite la generación estructurada del acta para su impresión oficial y, paralelamente, orquesta automáticamente la notificación a los responsables designados para iniciar un ciclo de monitoreo continuo. Este motor envía alertas preventivas a la Gerencia sobre los plazos críticos y, tras la carga de evidencias, actualiza en tiempo real el estatus de ejecución en el tablero directivo de los alcaldes.</w:t>
       </w:r>
     </w:p>
@@ -1355,6 +1343,11 @@
         <w:pStyle w:val="Estilofigura"/>
         <w:jc w:val="center"/>
       </w:pPr>
+      <w:r>
+        <w:rPr>
+          <w:noProof/>
+        </w:rPr>
+      </w:r>
       <w:r>
         <w:rPr>
           <w:noProof/>
@@ -1438,7 +1431,6 @@
         <w:t xml:space="preserve">El portafolio de convenios de la Mancomunidad incluye tanto acuerdos de cooperación internacional como alianzas estratégicas con el sector público y organizaciones no </w:t>
       </w:r>
       <w:r>
-        <w:lastRenderedPageBreak/>
         <w:t>gubernamentales. La gestión actual de estos instrumentos se realiza de forma empírica y descentralizada en archivos físicos, lo que dificulta el control oportuno de sus fechas de vencimiento. Al no existir un sistema de alertas automatizado, la institución se entera de la expiración de un convenio cuando este ya ha vencido, lo que pone en riesgo la continuidad de los fondos y proyectos estratégicos. Asimismo, el intercambio de comunicaciones internas mediante memorándums impresos retrasa la coordinación interdepartamental necesaria para la renovación y cumplimiento de los acuerdos.</w:t>
       </w:r>
     </w:p>
@@ -1505,9 +1497,7 @@
           <w:iCs/>
         </w:rPr>
       </w:pPr>
-      <w:r>
-        <w:br w:type="page"/>
-      </w:r>
+      <w:r/>
     </w:p>
     <w:p>
       <w:pPr>
@@ -1526,7 +1516,6 @@
           <w:i w:val="0"/>
           <w:iCs w:val="0"/>
         </w:rPr>
-        <w:lastRenderedPageBreak/>
         <w:t xml:space="preserve">Figura </w:t>
       </w:r>
       <w:r>
@@ -1563,15 +1552,15 @@
       <w:pPr>
         <w:jc w:val="center"/>
       </w:pPr>
-      <w:r>
-        <w:fldChar w:fldCharType="begin"/>
-      </w:r>
-      <w:r>
-        <w:instrText xml:space="preserve"> INCLUDEPICTURE "https://www.plantuml.com/plantuml/png/fL2nRXD14EttAqQc0Ob8bYm5nGMAuoH0GMGPv2hDi3S-3zcRYURsd0J49r6ve_MFiTuzaqkD6--zUU_flNVUHhJODS6rToptQDX0TSym6Oy7IBl1IXzOQbXZQ6d8fJLs8NwbnpWBN4j34i6JH38te1dvY587WfyEu0BzNMtQIJNNe0QlhawlJgzdXujQHTQZPvDtuyiBzslWiw57h5N-qmNDzA4_J_BFkUU4esks1g4YkEbegp1NsPAmtihhnVxFjy1UtyB2U8kLWiAdGrT1poeOtem0st-AeUabrnmny8_4tEy4dc19DRVH54Y00dn97zHWDZYUd3iM7dtMg0PpKz6mtzNiKvuL6Q_P8wou9l5Sn9dvej0ia4M4fNx7ATnep283X0zaMNURXu4bYMvBlknKT4Ed5OllGby1OOuMoPAy8bYOFYMY9fcFlDMsM9JtYpJcDmc3ZwdYVcUv2QKPrseD7MQVCvbHaHUkSyT9uUJa_VCy_QEWVU_ybu6-zXJEnb3jVoUxt795uic6l98HfcN7ICDR7tQQPLofEoUfkYRy1G00" \* MERGEFORMATINET </w:instrText>
-      </w:r>
-      <w:r>
-        <w:fldChar w:fldCharType="separate"/>
-      </w:r>
+      <w:r/>
+      <w:r/>
+      <w:r/>
+      <w:r>
+        <w:rPr>
+          <w:noProof/>
+        </w:rPr>
+      </w:r>
+      <w:r/>
       <w:r>
         <w:rPr>
           <w:noProof/>
@@ -1625,9 +1614,6 @@
           </wp:inline>
         </w:drawing>
       </w:r>
-      <w:r>
-        <w:fldChar w:fldCharType="end"/>
-      </w:r>
     </w:p>
     <w:p>
       <w:pPr>
@@ -1691,7 +1677,6 @@
         <w:t xml:space="preserve">Sistemas de recolección mixtos (formularios en papel y herramientas móviles de captura aisladas) que, al carecer de una Interfaz de Programación de Aplicaciones (API) </w:t>
       </w:r>
       <w:r>
-        <w:lastRenderedPageBreak/>
         <w:t>integrada al sistema financiero y operativo de la Mancomunidad, ralentizan la tabulación de datos y la consolidación estadística.</w:t>
       </w:r>
     </w:p>
@@ -1744,9 +1729,7 @@
         <w:ind w:firstLine="0"/>
         <w:jc w:val="left"/>
       </w:pPr>
-      <w:r>
-        <w:br w:type="page"/>
-      </w:r>
+      <w:r/>
     </w:p>
     <w:p>
       <w:pPr>
@@ -1765,7 +1748,6 @@
           <w:i w:val="0"/>
           <w:iCs w:val="0"/>
         </w:rPr>
-        <w:lastRenderedPageBreak/>
         <w:t xml:space="preserve">Figura </w:t>
       </w:r>
       <w:r>
@@ -1799,6 +1781,11 @@
       <w:pPr>
         <w:jc w:val="center"/>
       </w:pPr>
+      <w:r>
+        <w:rPr>
+          <w:noProof/>
+        </w:rPr>
+      </w:r>
       <w:r>
         <w:rPr>
           <w:noProof/>
@@ -1908,7 +1895,6 @@
         <w:t xml:space="preserve">El presente documento tiene como propósito definir detalladamente las especificaciones funcionales y no funcionales para el diseño y desarrollo de un sistema de información web orientado a la automatización institucional. Este sistema permitirá gestionar, consolidar y auditar los distintos procesos operativos, financieros y estratégicos de la Mancomunidad, proveyendo una </w:t>
       </w:r>
       <w:r>
-        <w:lastRenderedPageBreak/>
         <w:t>herramienta centralizada que será utilizada por la Junta Directiva (Alcaldes), la Gerencia Ejecutiva y el personal técnico de campo.</w:t>
       </w:r>
     </w:p>
@@ -2501,7 +2487,6 @@
         <w:pStyle w:val="Ttulo4"/>
       </w:pPr>
       <w:r>
-        <w:lastRenderedPageBreak/>
         <w:t>Definiciones, acrónimos y abreviaturas</w:t>
       </w:r>
     </w:p>
@@ -3529,7 +3514,6 @@
         <w:pStyle w:val="Ttulo4"/>
       </w:pPr>
       <w:r>
-        <w:lastRenderedPageBreak/>
         <w:t>Resumen</w:t>
       </w:r>
     </w:p>
@@ -3566,7 +3550,7 @@
     </w:p>
     <w:p>
       <w:r>
-        <w:t>La plataforma de la Mancomunidad de Municipios Frontera del Norte será un producto diseñado para operar en entornos WEB bajo una arquitectura basada en la nube. Esto permitirá su utilización de forma rápida, descentralizada y eficaz en los seis municipios. Dada la topografía de la región, el sistema contará con capacidades asíncronas en las interfaces móviles de los técnicos de campo, garantizando la captura de datos sin depender de internet y sincronizándose automáticamente al detectar conectividad.</w:t>
+        <w:t>La plataforma de la Mancomunidad de Municipios Frontera del Norte será un producto diseñado para operar en entornos WEB bajo una arquitectura basada en la nube. Esto permitirá su utilización de forma rápida, descentralizada y eficaz en los tres municipios activos. Dada la topografía de la región, el sistema contará con capacidades asíncronas en las interfaces móviles de los técnicos de campo, garantizando la captura de datos sin depender de internet y sincronizándose automáticamente al detectar conectividad.</w:t>
       </w:r>
     </w:p>
     <w:p>
@@ -3588,9 +3572,7 @@
         <w:ind w:firstLine="0"/>
         <w:jc w:val="left"/>
       </w:pPr>
-      <w:r>
-        <w:br w:type="page"/>
-      </w:r>
+      <w:r/>
     </w:p>
     <w:p>
       <w:pPr>
@@ -3613,7 +3595,6 @@
           <w:i w:val="0"/>
           <w:iCs w:val="0"/>
         </w:rPr>
-        <w:lastRenderedPageBreak/>
         <w:t xml:space="preserve">Figura </w:t>
       </w:r>
       <w:r>
@@ -3664,15 +3645,15 @@
         </w:tabs>
         <w:jc w:val="left"/>
       </w:pPr>
-      <w:r>
-        <w:fldChar w:fldCharType="begin"/>
-      </w:r>
-      <w:r>
-        <w:instrText xml:space="preserve"> INCLUDEPICTURE "https://cdn-0.plantuml.com/plantuml/png/fLGzazis4EtvAtQK8dRXZ7mwtqqqaunfVTYNHBwReyQLcXMuui470Xm0b2Dd_6DIkd3bBgt-MB248CaEkx0H1Bpty81zs9VEe_LjhJ956m_UW9NLWuTIMX9U6fsvHwaRj5X3sKWO3OTdC-u1I_D1wWesg1oThMXJagC6BixX5lKZJrwTJxQE13g2lpA0LoWUAsjQNKwCCXP-c5tDhkOvhnXRaZtC_Zow7avVPP_EL51uO_-lXhNcms5vr7rPzYFyylq7-MHvUpyh_hkIHHU3vVwpq58Ok6t8efTRiz9FRXTvyNG0w6198Y4NHiim80ExbPvjKRKevFwhxd1XCU5o9vqdxGdoifRwfw1NaB3aqUw_O9GjJh956pQEqC2pM1eR6A_9aXOIOVQUH1jiHMB49UfhSlmxbne3bYnRd-RpY9oVSEzGoPA5OSOx-FtdIWe6vqgWAid13dwRHjfXAb4diWrCr8n-9vtqs1rCXtFBsaJA4TDVWkAcMCuMUKy9EBQeAqKmk5FeSMDiZL0IA8G5Qc7gLhDnUBAOlotVXDquD2c4WyN-Qzag0yCn55Irbg5ScudHtXh5GhaGv4oiqB2F-tmCV8jSnu1VwJjhTi6LSN2ZFLas86I3YbmKUTudSZ66OpXMEh-Vm9FVKQzHFusaYpxIQ0nBYzer62kzqiSw8knWWkyH9WzIODGOzMbS1lTcJJRmFWQ17TnJOnmRaIOUt-F1-6KFty6BiDFL62P6RqbBurWZP0JB_HVdfU0y56-Ym8khFWVNOxWprYFVzlVdsS4K-IRpjIGR1b7dEllKdvFxsH_vvERsRTzh3OJqKBCb2NZsxDTG2nY7WAAj46WhosvNZd9bztzlsFmWOTazWwUoaXv1a7QcEnee8xhYigLZ3RCmEcwHdW-KV1W-fi2wCOCJw891ULkoT12p7Xt4-dUoPuy_AvAVI-OKxPgu6tQkKRHaot1B2PI4dQmqGX0WZ3vJRyYwPX2XGuPsIJO1R8sYg2d8iMH2fYFbZMrfZT0SurufiqP52NlkakfmdyPoefBBSrYwtBcqDIVNacvfYo1IgDXqR58VqMNpn1fzOzbpTb28y8Uw60f-0A9x0CnFhIex39B6wUg9EwNeNlBc-986t-Al6H_Ixbh5Z3yzMHtrJqtiEEgZDFj_raeAvAPkb055mhSsDEVi9UcohTM_" \* MERGEFORMATINET </w:instrText>
-      </w:r>
-      <w:r>
-        <w:fldChar w:fldCharType="separate"/>
-      </w:r>
+      <w:r/>
+      <w:r/>
+      <w:r/>
+      <w:r>
+        <w:rPr>
+          <w:noProof/>
+        </w:rPr>
+      </w:r>
+      <w:r/>
       <w:r>
         <w:rPr>
           <w:noProof/>
@@ -3726,9 +3707,6 @@
           </wp:inline>
         </w:drawing>
       </w:r>
-      <w:r>
-        <w:fldChar w:fldCharType="end"/>
-      </w:r>
     </w:p>
     <w:p>
       <w:pPr>
@@ -3801,7 +3779,6 @@
         <w:pStyle w:val="Ttulo4"/>
       </w:pPr>
       <w:r>
-        <w:lastRenderedPageBreak/>
         <w:t>Características de los usuarios</w:t>
       </w:r>
     </w:p>
@@ -4842,7 +4819,7 @@
         <w:pStyle w:val="Prrafodelista"/>
       </w:pPr>
       <w:r>
-        <w:t xml:space="preserve">Lenguajes y tecnologías en uso: SvelteKit (Frontend) y Golang con PostgreSQL (Backend). </w:t>
+        <w:t xml:space="preserve">Lenguajes y tecnologías en uso: SvelteKit (Frontend) y Node.js con Express y Prisma (Backend); SQLite en desarrollo y PostgreSQL como destino de producción. </w:t>
       </w:r>
     </w:p>
     <w:p>
@@ -4936,16 +4913,13 @@
         <w:ind w:firstLine="0"/>
         <w:jc w:val="left"/>
       </w:pPr>
-      <w:r>
-        <w:br w:type="page"/>
-      </w:r>
+      <w:r/>
     </w:p>
     <w:p>
       <w:pPr>
         <w:pStyle w:val="Ttulo3"/>
       </w:pPr>
       <w:r>
-        <w:lastRenderedPageBreak/>
         <w:t>Requisitos específicos</w:t>
       </w:r>
     </w:p>
@@ -5009,7 +4983,6 @@
         <w:t xml:space="preserve">Los servidores, la base de datos centralizada y los diferentes clientes se comunicarán entre sí de forma ininterrumpida mediante protocolos estándares de internet. Todo el flujo de transferencia de información, abarcando la subida de evidencias fotográficas desde el campo y la descarga de documentos financieros, utilizará el protocolo seguro de transferencia de hipertexto </w:t>
       </w:r>
       <w:r>
-        <w:lastRenderedPageBreak/>
         <w:t>HTTPS. Lo anterior garantizará estructuralmente que los datos viajen totalmente encriptados a través de la red hacia una arquitectura de servicios web consolidada.</w:t>
       </w:r>
     </w:p>
@@ -5138,7 +5111,6 @@
         <w:pStyle w:val="Laotralista"/>
       </w:pPr>
       <w:r>
-        <w:lastRenderedPageBreak/>
         <w:t>Extracción de Geodatos: El sistema extraerá y almacenará automáticamente las coordenadas geográficas de las fotografías subidas desde los dispositivos móviles para validación de ubicación.</w:t>
       </w:r>
     </w:p>
@@ -5260,7 +5232,6 @@
         <w:pStyle w:val="Laotraora"/>
       </w:pPr>
       <w:r>
-        <w:lastRenderedPageBreak/>
         <w:t>Asignación directa de un usuario responsable.</w:t>
       </w:r>
     </w:p>
@@ -5412,7 +5383,6 @@
         <w:pStyle w:val="Ttulo5"/>
       </w:pPr>
       <w:r>
-        <w:lastRenderedPageBreak/>
         <w:t>Requisito funcional 1</w:t>
       </w:r>
       <w:r>
@@ -5547,8 +5517,7 @@
         <w:pStyle w:val="Prrafodelista"/>
       </w:pPr>
       <w:r>
-        <w:lastRenderedPageBreak/>
-        <w:t>Garantizar la protección de la información sensible mediante el cifrado estricto de contraseñas utilizando algoritmos seguros de derivación de claves como Argon2 o Bcrypt.</w:t>
+        <w:t>Garantizar la protección de la información sensible mediante el cifrado estricto de contraseñas utilizando algoritmos seguros de derivación de claves como Bcrypt, empleado en el prototipo.</w:t>
       </w:r>
     </w:p>
     <w:p>
@@ -5654,7 +5623,6 @@
         <w:pStyle w:val="Ttulo5"/>
       </w:pPr>
       <w:r>
-        <w:lastRenderedPageBreak/>
         <w:t>Portabilidad y Usabilidad</w:t>
       </w:r>
     </w:p>
@@ -5680,16 +5648,13 @@
         <w:ind w:firstLine="0"/>
         <w:jc w:val="left"/>
       </w:pPr>
-      <w:r>
-        <w:br w:type="page"/>
-      </w:r>
+      <w:r/>
     </w:p>
     <w:p>
       <w:pPr>
         <w:pStyle w:val="Ttulo1"/>
       </w:pPr>
       <w:r>
-        <w:lastRenderedPageBreak/>
         <w:t>CAPÍTULO V</w:t>
       </w:r>
       <w:r>
@@ -5742,9 +5707,7 @@
         <w:ind w:firstLine="0"/>
         <w:jc w:val="left"/>
       </w:pPr>
-      <w:r>
-        <w:br w:type="page"/>
-      </w:r>
+      <w:r/>
     </w:p>
     <w:p>
       <w:pPr>
@@ -5756,7 +5719,6 @@
           <w:b/>
           <w:bCs/>
         </w:rPr>
-        <w:lastRenderedPageBreak/>
         <w:t>Módulo 0: Seguridad y control de acceso</w:t>
       </w:r>
     </w:p>
@@ -5810,15 +5772,15 @@
           <w:iCs/>
         </w:rPr>
       </w:pPr>
-      <w:r>
-        <w:fldChar w:fldCharType="begin"/>
-      </w:r>
-      <w:r>
-        <w:instrText xml:space="preserve"> INCLUDEPICTURE "https://www.plantuml.com/plantuml/png/XLBDRXD13BxlKrYvq4f4IbjE7AgcGIr2HKX9W0iNTyRTMfcC5tkcAFmy4ES-Gb-CtTaksKgWddR7_lnzjZ-VMK9DUHigst1iK74Blc4ucSsgG3S9ae1oVPl0iv9BB764RD1jiAPLsWM2Besn3bID4Dd8eH7yg000pbjyhPAZNqWGXQkEUR73s6T5FMcVUOEwMGLCTAcuAzcvgdpxL_BNI0vT4lsFs3ome_EGwHcnCTymKndWcQhg1SmxUJBWU2SXEqKl1XGX81ZLMTcZh_eU9nyjexB09KLI35_YmI9Z-9gP59OI3YU01e-WeMQL6rAO-or7jjJHQu6Lo02w9Ek-5nmnEYQL0ja_1zpwuRUBx0G-jAIO-Au7hgb4kt7Uab9RWz0j0wA0KaE95Mu2kLiqy0JSWbcwFoFZX_jObMPW-lFqR_TxxIVXNcaSAweBD2dKsGIkqOObBY-ciwENvNCCk_8zgVO6JTu_tFiS16QlOJKi6mwMv_F5uQJODzpYP9uJnSGE5PoIBpC6ifQqBcOeh6L34TvzNlSkB8v6vMN1B14LLFeoRIFAiMQ5RT-5WL4qlcxpZnJ7Jplmd501dQDkMWnWR8cs23SZtqhXoRZm4rl6mDzHmMCIQ-4XzNVMIAkUEpiQbdRmgzNX8yEh_ZgN5D2nHB9gEBxfzBHCDvXMdiVxLv4V-pV41lEwG54ue-ZpDlm1" \* MERGEFORMATINET </w:instrText>
-      </w:r>
-      <w:r>
-        <w:fldChar w:fldCharType="separate"/>
-      </w:r>
+      <w:r/>
+      <w:r/>
+      <w:r/>
+      <w:r>
+        <w:rPr>
+          <w:noProof/>
+        </w:rPr>
+      </w:r>
+      <w:r/>
       <w:r>
         <w:rPr>
           <w:noProof/>
@@ -5872,9 +5834,6 @@
           </wp:inline>
         </w:drawing>
       </w:r>
-      <w:r>
-        <w:fldChar w:fldCharType="end"/>
-      </w:r>
     </w:p>
     <w:p>
       <w:pPr>
@@ -5906,7 +5865,6 @@
           <w:i/>
           <w:iCs/>
         </w:rPr>
-        <w:br w:type="page"/>
       </w:r>
     </w:p>
     <w:p>
@@ -5914,7 +5872,6 @@
         <w:pStyle w:val="Ttulo3"/>
       </w:pPr>
       <w:r>
-        <w:lastRenderedPageBreak/>
         <w:t xml:space="preserve">Caso de uso: </w:t>
       </w:r>
       <w:r>
@@ -5974,15 +5931,15 @@
         <w:pStyle w:val="Estilofigura"/>
         <w:jc w:val="center"/>
       </w:pPr>
-      <w:r>
-        <w:fldChar w:fldCharType="begin"/>
-      </w:r>
-      <w:r>
-        <w:instrText xml:space="preserve"> INCLUDEPICTURE "https://cdn-0.plantuml.com/plantuml/png/ZL9DRzD04BtxLup2XKeK-e6Au83gfWO9AGfgGq-vZBnZP-bwnvhTTIc87yEnXvxw4_p7sBMJA44ScaCqddtxvhqtU-uyYW-DoGnL7Zo3w7hbGMcXqckscRlLjaN11bIhuVJeQAVZLgZuJjiQAZIETh5KOJ1-GJzyRdHj6x8UolX7akt0WgCI7S6l3E02ozjQE5WrPSC2BugpuknJdavO5Ccw-_xqtT7bHVPxXmLBp_9VZhkLzlGCXcGMRMte-IodmszVXmZVxHzdexR9edyehIuPvYq9UjtnqhwSOjFomGJGmMA-GSxOwbWGmpqK7Pg0fUwVR8JdGQMJ_X77ExDYS-SwH5R8LQEjTbvGiGo8wto3k46ZLUf3aG2-VwYZcaHgIZIAt9ilboFhJP5bspYYdFv91SDm_04-a_D92YY2hyBt4SHkCYG6sqrEfYWr2b2d5TbIHyQAFTVI_wbqH2pjFTJ48bIH300L8MIXJ64C2hvDZ_SfhwWUR0b4YXM27yF49CG6wXZQKKuoTCaMhQTNiKSkj26AJb5skXwc7Qn7dEoEsEGZe31wWkbyDflcLyNITkvrybeBDkCUWDSBn3NHst-8j0kHwoSAR3qddIrBUlxudPOsVcA7jYIe-aUdoutjz9gonHmE3pyE8MIpOgpZaEmwNzSdsp9Uo6wARNrELeN6_0K0" \* MERGEFORMATINET </w:instrText>
-      </w:r>
-      <w:r>
-        <w:fldChar w:fldCharType="separate"/>
-      </w:r>
+      <w:r/>
+      <w:r/>
+      <w:r/>
+      <w:r>
+        <w:rPr>
+          <w:noProof/>
+        </w:rPr>
+      </w:r>
+      <w:r/>
       <w:r>
         <w:rPr>
           <w:noProof/>
@@ -6036,9 +5993,6 @@
           </wp:inline>
         </w:drawing>
       </w:r>
-      <w:r>
-        <w:fldChar w:fldCharType="end"/>
-      </w:r>
     </w:p>
     <w:p>
       <w:pPr>
@@ -6049,14 +6003,7 @@
         </w:rPr>
       </w:pPr>
       <w:r>
-        <w:t xml:space="preserve">Nota. </w:t>
-      </w:r>
-      <w:r>
-        <w:rPr>
-          <w:i w:val="0"/>
-          <w:iCs w:val="0"/>
-        </w:rPr>
-        <w:t>El diagrama detalla la operatividad del Módulo 1, donde el técnico operativo carga evidencias georreferenciadas en campo, el departamento de Monitoreo y Evaluación ejecuta la validación de los datos frente a CommCare, y tanto la gerencia como el validador estratégico supervisan el avance real de los proyectos intermunicipales.</w:t>
+        <w:t>Nota. Diagrama conceptual de seguimiento de proyectos. La validación frente a CommCare representa una integración propuesta y pendiente. La versión actual conserva evidencias y coordenadas suministradas por el cliente, con acceso sujeto a permisos.</w:t>
       </w:r>
     </w:p>
     <w:p>
@@ -6070,7 +6017,6 @@
           <w:i/>
           <w:iCs/>
         </w:rPr>
-        <w:br w:type="page"/>
       </w:r>
     </w:p>
     <w:p>
@@ -6078,7 +6024,6 @@
         <w:pStyle w:val="Ttulo3"/>
       </w:pPr>
       <w:r>
-        <w:lastRenderedPageBreak/>
         <w:t xml:space="preserve">Caso de uso: </w:t>
       </w:r>
       <w:r>
@@ -6141,15 +6086,15 @@
           <w:iCs/>
         </w:rPr>
       </w:pPr>
-      <w:r>
-        <w:fldChar w:fldCharType="begin"/>
-      </w:r>
-      <w:r>
-        <w:instrText xml:space="preserve"> INCLUDEPICTURE "https://cdn-0.plantuml.com/plantuml/png/fP5DSjD048NtSuekiKXOf2gngaB1WefZ0Wig6_EpygOpqvQRZBfDpunJ_EGmEG2h744NmyYo4R14EttlwTFKcukKqN9feukqp90LZ9jLXi16FhEAIxSiQpHi8QmPwjFJ4Kah37h7qi0IOw9HKX9vJ0JV7C0b-jl6j4YOQLI39rVdL-UlfxyIjK0sqEVrizDNb-v-P46VrVxNOQPtGrptZtCxR_MkhCbW6beMJjamg5M02NhUutrpchO5aaoZTkQDzlL3k6z_I0MD5TwGa65SoF6iOFnSc0pc6f_sNmqbvtx_3KvElhyy10VjdzWP-OpIH8BgkdiC9IfCNi2r2cSrKfZEPrM_sVuEgfaH6do1G94QD3XwZ_Q9CgQZBGBqdhj7MOXNWINv5KBiVhISQNVEix7g8wU2aR-Y0G5B9aEV2nfuxGsnj889tgBSe41WwHvQzfXsgibODIVFDso0aInlqqslfWI15h8XyTmoILOuJjHs3qir7PQhtVrVistdEVk7J4OJ3c0OSVTQkmkIKDhu4m00" \* MERGEFORMATINET </w:instrText>
-      </w:r>
-      <w:r>
-        <w:fldChar w:fldCharType="separate"/>
-      </w:r>
+      <w:r/>
+      <w:r/>
+      <w:r/>
+      <w:r>
+        <w:rPr>
+          <w:noProof/>
+        </w:rPr>
+      </w:r>
+      <w:r/>
       <w:r>
         <w:rPr>
           <w:noProof/>
@@ -6203,9 +6148,6 @@
           </wp:inline>
         </w:drawing>
       </w:r>
-      <w:r>
-        <w:fldChar w:fldCharType="end"/>
-      </w:r>
     </w:p>
     <w:p>
       <w:pPr>
@@ -6244,7 +6186,6 @@
           <w:i/>
           <w:iCs/>
         </w:rPr>
-        <w:br w:type="page"/>
       </w:r>
     </w:p>
     <w:p>
@@ -6252,7 +6193,6 @@
         <w:pStyle w:val="Ttulo3"/>
       </w:pPr>
       <w:r>
-        <w:lastRenderedPageBreak/>
         <w:t xml:space="preserve">Caso de uso: </w:t>
       </w:r>
       <w:r>
@@ -6316,15 +6256,15 @@
           <w:iCs/>
         </w:rPr>
       </w:pPr>
-      <w:r>
-        <w:fldChar w:fldCharType="begin"/>
-      </w:r>
-      <w:r>
-        <w:instrText xml:space="preserve"> INCLUDEPICTURE "https://cdn-0.plantuml.com/plantuml/png/fPA_ZjD04CPxFyKeD4SH4M8K10KwN_wShW0XBb2b6NOdpd3h7Mjszmu9yK3KTBHvCRonoHc93ZUhcU_pRsPdzZ94r9WQLpZQHuW2olKXWcKb4rby4UxOjwZOW6qPojbib0a7jFB0leOzka0Z9GKo60Y-5G1NQEvgbUJjKfmeF5alrejDbHLHIpfaNvKlPwkhulk8WYQA_Yz3LHu6kJnzHT5p9zSKyhbXZzumgUpynQhQF9q01kZ5FzRRr992PHls7AAY5JsvSlvi-eIERPPWdJtn-ADcaw6LC-WiXPvyjXL57ZBwsX5CtXv_skG4ojUmLVIXHILl61_RmqaUnNcqamzKdtfHO5yh1GdG7dzzTcmaT4MNrqju1XlH1c5HJgjvN_tZytyph7WqB9uwYl8zMioGsshRGTxTRE76XyWnPGkw0JKVerPYKaC-eaAD8Ke0owYSJzhv9Nv1M1xO81ZnGFTi--jTxD74f3WWop6oIb5gyfJxKsf58q5N8YHqEzzXWlIJX8lrrwoY0iBxrMPWlUWUGZ4iUJfzawy-ZkP_HUKeohyM_Sg7QDZPetn9tgR6_GO0" \* MERGEFORMATINET </w:instrText>
-      </w:r>
-      <w:r>
-        <w:fldChar w:fldCharType="separate"/>
-      </w:r>
+      <w:r/>
+      <w:r/>
+      <w:r/>
+      <w:r>
+        <w:rPr>
+          <w:noProof/>
+        </w:rPr>
+      </w:r>
+      <w:r/>
       <w:r>
         <w:rPr>
           <w:noProof/>
@@ -6378,9 +6318,6 @@
           </wp:inline>
         </w:drawing>
       </w:r>
-      <w:r>
-        <w:fldChar w:fldCharType="end"/>
-      </w:r>
     </w:p>
     <w:p>
       <w:pPr>
@@ -6431,7 +6368,6 @@
         <w:pStyle w:val="Ttulo3"/>
       </w:pPr>
       <w:r>
-        <w:lastRenderedPageBreak/>
         <w:t xml:space="preserve">Caso de uso: </w:t>
       </w:r>
       <w:r>
@@ -6491,15 +6427,15 @@
         <w:pStyle w:val="Estilofigura"/>
         <w:jc w:val="center"/>
       </w:pPr>
-      <w:r>
-        <w:fldChar w:fldCharType="begin"/>
-      </w:r>
-      <w:r>
-        <w:instrText xml:space="preserve"> INCLUDEPICTURE "https://cdn-0.plantuml.com/plantuml/png/fPB1RjGm48RlVefHk9H3HMcg8ZYWfjjb9IGaf0fEUvdQawofurcDxQq0yJ0SEUo9HyYBuSJT9VHARlxd_x_HpEGgH9IOUgSSjH4YWzXk4y5O8HqjUnNkhT-YO0zcQw4-EvifOOE67wple4KNQ5P9WJG6WkyAu1hrVIUSl5cmOu5doylbvRjchB0OaaVrTVtgxEPQ_PXHK4UM_sM8yCDZkPu-fGgtQe8DaNmaQ4nlVNu8HhlZjJ-v9IqKKOOzFgy00nozX_1jsfBCWePbCaxwmVGPdJLZ2POJVFZLMJto6wVH6GeltjyK_j6frBXvz9qZg3uClqro31TlOCLt91xzDuIlq6H7gARD73PThSYJe43BqcDaC0IORUjf3x3XBnYWvvszSnJWPB5QbCQVNiuX2vGEPGf2E-o3rHb0GQCdD6FdrcQwmH8z_oSgX0ADJYI6uIExOH-jPjXPhvD3ayT6IBwmDNjeIMyGigstaGgmdWERP6n40GeHJPcdmCFQzsGiZfSBr0y_MvQnJqZe2kSY_mBgxtbFJz_cEPyAvq-5MgborV6L6OUR78KhyYRrxWy0" \* MERGEFORMATINET </w:instrText>
-      </w:r>
-      <w:r>
-        <w:fldChar w:fldCharType="separate"/>
-      </w:r>
+      <w:r/>
+      <w:r/>
+      <w:r/>
+      <w:r>
+        <w:rPr>
+          <w:noProof/>
+        </w:rPr>
+      </w:r>
+      <w:r/>
       <w:r>
         <w:rPr>
           <w:noProof/>
@@ -6553,9 +6489,6 @@
           </wp:inline>
         </w:drawing>
       </w:r>
-      <w:r>
-        <w:fldChar w:fldCharType="end"/>
-      </w:r>
     </w:p>
     <w:p>
       <w:pPr>
@@ -6597,7 +6530,6 @@
         <w:pStyle w:val="Ttulo3"/>
       </w:pPr>
       <w:r>
-        <w:lastRenderedPageBreak/>
         <w:t xml:space="preserve">Caso de uso: </w:t>
       </w:r>
       <w:r>
@@ -6656,15 +6588,15 @@
       <w:pPr>
         <w:pStyle w:val="Estilofigura"/>
       </w:pPr>
-      <w:r>
-        <w:fldChar w:fldCharType="begin"/>
-      </w:r>
-      <w:r>
-        <w:instrText xml:space="preserve"> INCLUDEPICTURE "https://cdn-0.plantuml.com/plantuml/png/fL6zRXH13ExtAQoZ2HAH3au4XGBbSXo80YaYegDnPfoDoQozydWlI8X7eaf7Uo-6sTkG5ItRhR-VxxFdh3gQ3rrf2bqxk89nU-EGsIWvgpJrbgL7mmvopx1QBcUJUeDPxrXQkCPIQOOCbH9MWkyDm3ccszPqaBpHeWPFjYVRatVhFuXQ9fkcfwjNoxVdpO-P2oPN-ryFCxsRuDNuDSt1Tx6kN9t42TQvOuaVG-UTVf6ZIqf6ZhR_YKyNW1N-SX_4bqDFDXDcjT2z9oD9ZB3zIca8iqa-iaToqnWbHsaBmUBZ_ZuFHU7bQzYex4XOws9SU3fWb2mT9X8qwCWnesk5J90Uw15wiVzrLJXfVGON5f4vA0GVnCa44wjWeNheyVdvt7k39Gq53NBiMI45Jp8QnmMCgcCuZ64xRiUj3XOlvXQVAF4L6uJKF52dhZSKZ5uXf6yz6oRUtmiSdIuFELEJLJnJy_W4nyTlejq_WyXwlDmu2TaPIHwwyXi0" \* MERGEFORMATINET </w:instrText>
-      </w:r>
-      <w:r>
-        <w:fldChar w:fldCharType="separate"/>
-      </w:r>
+      <w:r/>
+      <w:r/>
+      <w:r/>
+      <w:r>
+        <w:rPr>
+          <w:noProof/>
+        </w:rPr>
+      </w:r>
+      <w:r/>
       <w:r>
         <w:rPr>
           <w:noProof/>
@@ -6718,9 +6650,6 @@
           </wp:inline>
         </w:drawing>
       </w:r>
-      <w:r>
-        <w:fldChar w:fldCharType="end"/>
-      </w:r>
     </w:p>
     <w:p>
       <w:pPr>
@@ -6808,7 +6737,6 @@
         <w:pStyle w:val="Ttulo3"/>
       </w:pPr>
       <w:r>
-        <w:lastRenderedPageBreak/>
         <w:t xml:space="preserve">Caso de uso: </w:t>
       </w:r>
       <w:r>
@@ -6870,15 +6798,15 @@
       <w:pPr>
         <w:pStyle w:val="Estilofigura"/>
       </w:pPr>
-      <w:r>
-        <w:fldChar w:fldCharType="begin"/>
-      </w:r>
-      <w:r>
-        <w:instrText xml:space="preserve"> INCLUDEPICTURE "https://cdn-0.plantuml.com/plantuml/png/fP2nRXD148RxVOgHQQ282B5a10NA1HiXf2Y5Goetm-xuCifwnvhPJGGe3qFfWef7k1V3U-V49r5ovVz_-ztkVsuPDPTDT97M6RA0SdkR8R2Ipop9sHsdBIfk86mPfgUdeyHkCSW3fnRM68r6JJ7oQ0G_7S05-hjMfQJmKQ8el5ZC5hDFJMr40-aXVJTzUpg_S8yZ2_ei-hyELNaurDF-SsxmJgwxdK_i1Qwsf9ZvNbRfvTLbitmr0JIufhvzefTbJq4JDfpOic8GxR4-x-CdyWOZXzh3eeAvsxNigxk97cCWU_rbFlpYcNIkxesfZGIJo-vFA55WzhuAC7I_BRFVuytoywJEyJplPCujPrHGiXBtg1W40a_9n5OfYiT8GoJVI7DH72HeyFNDMDIKq8j2jrkpvrpFS5ehacKjlfvS9OJ4znH1gML960VFsTXpmrOmyWzKsE1sNt-7LhjVUsUz41sV8mPUaiamW0sggNjqxh0xd9nyg9SyxZiaP_yaKtTSV436mK2SKmfb4_y2" \* MERGEFORMATINET </w:instrText>
-      </w:r>
-      <w:r>
-        <w:fldChar w:fldCharType="separate"/>
-      </w:r>
+      <w:r/>
+      <w:r/>
+      <w:r/>
+      <w:r>
+        <w:rPr>
+          <w:noProof/>
+        </w:rPr>
+      </w:r>
+      <w:r/>
       <w:r>
         <w:rPr>
           <w:noProof/>
@@ -6932,9 +6860,6 @@
           </wp:inline>
         </w:drawing>
       </w:r>
-      <w:r>
-        <w:fldChar w:fldCharType="end"/>
-      </w:r>
     </w:p>
     <w:p>
       <w:pPr>
@@ -7003,7 +6928,6 @@
         <w:pStyle w:val="Ttulo3"/>
       </w:pPr>
       <w:r>
-        <w:lastRenderedPageBreak/>
         <w:t xml:space="preserve">Caso de uso: </w:t>
       </w:r>
       <w:r>
@@ -7062,15 +6986,15 @@
       <w:pPr>
         <w:pStyle w:val="Estilofigura"/>
       </w:pPr>
-      <w:r>
-        <w:fldChar w:fldCharType="begin"/>
-      </w:r>
-      <w:r>
-        <w:instrText xml:space="preserve"> INCLUDEPICTURE "https://cdn-0.plantuml.com/plantuml/png/fP4nRnGn48Lx_uhHqa0HwSXAYQ10kLoEI4X8I40gceazsGpnULPZ-yA1-44KL7IqzyUmT--M5IqkttlVi_Ly4HDgoXjlFDqbI0BAtNq2nqesiGGJ7pZqgBW1rpEqYyLCYVVev9531tVe8ysS7CbY9FXc02xHFdGgERYLU55uiZvRdxrULaVKaHxK5-tvukhIV9-re4sY_zkXAey7knsECMDli-Biq66GJ-7fSf3MNn9fa6SDO8J9FkPlq7DHQYucnRJ_qR4TO6_HEugmWpTN8pnbZ_3xt9F2qcquSA6hLSXhKWgM4TQVoUR4Mnpn8Js4ZQa_WQ7p1CtR_I-NlS3vItWdcj238_YW66AFOr5JvvhcRrOIOlO95N2BmLBDzogxKYdrkHGJkltFcBZaXvi_Ff_pDnmpUlvQ2smcTONYKE8fMvQ0dWxKwPowBhNLLTXov5iUfgXNMmc90Zk1Vl_xrhELaMxBbvbfRpWvULNUyQzmQioqwZ4o2LFaxtAZr9eB2Yvl_1y0" \* MERGEFORMATINET </w:instrText>
-      </w:r>
-      <w:r>
-        <w:fldChar w:fldCharType="separate"/>
-      </w:r>
+      <w:r/>
+      <w:r/>
+      <w:r/>
+      <w:r>
+        <w:rPr>
+          <w:noProof/>
+        </w:rPr>
+      </w:r>
+      <w:r/>
       <w:r>
         <w:rPr>
           <w:noProof/>
@@ -7124,9 +7048,6 @@
           </wp:inline>
         </w:drawing>
       </w:r>
-      <w:r>
-        <w:fldChar w:fldCharType="end"/>
-      </w:r>
     </w:p>
     <w:p>
       <w:pPr>
@@ -7180,7 +7101,6 @@
         <w:t xml:space="preserve">El modelo entidad-relación ilustra la arquitectura física de la base de datos relacional implementada en el backend. Este esquema central ha sido rigurosamente diseñado bajo las reglas de la Tercera Forma Normal (3FN), lo cual erradica la redundancia de datos y garantiza la consistencia, escalabilidad e integridad referencial de la información institucional. En este modelo se definen de manera explícita las 22 entidades que dan soporte a las operaciones de la Mancomunidad, detallando sus atributos, llaves primarias (PK), llaves foráneas (FK) y las </w:t>
       </w:r>
       <w:r>
-        <w:lastRenderedPageBreak/>
         <w:t>cardinalidades que dictan las reglas de negocio, incluyendo la estricta separación contable y la trazabilidad de la auditoría.</w:t>
       </w:r>
     </w:p>
@@ -7237,6 +7157,12 @@
           <w:caps/>
         </w:rPr>
       </w:pPr>
+      <w:r>
+        <w:rPr>
+          <w:caps/>
+          <w:noProof/>
+        </w:rPr>
+      </w:r>
       <w:r>
         <w:rPr>
           <w:caps/>
@@ -7373,7 +7299,6 @@
           <w:i w:val="0"/>
           <w:iCs w:val="0"/>
         </w:rPr>
-        <w:lastRenderedPageBreak/>
         <w:t>Figura 5.1</w:t>
       </w:r>
       <w:r>
@@ -7408,15 +7333,15 @@
         <w:pStyle w:val="Estilofigura"/>
         <w:jc w:val="center"/>
       </w:pPr>
-      <w:r>
-        <w:fldChar w:fldCharType="begin"/>
-      </w:r>
-      <w:r>
-        <w:instrText xml:space="preserve"> INCLUDEPICTURE "https://cdn-0.plantuml.com/plantuml/png/RLJDLkis4DxxAUPaSs4HSi-bxQ8B3k106fe6DmvbKRgOs1EZHaW-aWnrUtWg7e4NwqWwnhd1MSNIV3_pCpgt3erhdcHYTqBLQF09obh0wTUlYQIj0wV1YEhHGIaC5KvejHTPwATQAr8kTwqaO9flUxSRB7QLqOqgKosrWPT7uMZlVgbBkZo8MNYjjCLzbRHJEGo-Fo2SAqTcYyKdrYcQNIxHqSnWcoHVlBIsK193jWR9EjCKhZ48gTHDcIZDLwCKQ_GncI7BwbY8zpVre8x-85EGXAko8bYIUz5cTpm2jE01gHGSI_1V0W1zWM3qvxNHVA5AkAVDNmygVoRfw5VX0ZHyHLJyrTemw6xU9VLl2Cluz6uUWbwJr-J0wEBzhH95-BkaIXT2iziqg5Bfow2B7HaOmxLiJuI62QnGo1TiU_ivcMV1iGF-VL6z_TLLleQBRCuvp3GSpRH4LKM6cURplIH4rn0ONQcorlnj0vvzNJIEUKKHometz-l8mGm-8d0SMF2f69PZVsIZvVsJ8KZ8XmjXMR4hJyh1KQkxxQ7Tdyu6Z8SrlZ-5yVXidsouFHaPAondNGY45YvCyIYUWxCFQ9m_xdb9DTSwZ9BjkpD5f-r0QtxJJXjOaKGcKIZzU3KrRj0I76NQkifG_liY4iLliiDzuhnKt7CEr98CsrkdsUId7tyuxV36JIzZaf-St6x-PZJax0ShOXyXeQr4Gx3wvl7TtR1yVXhM7PtOIF9DOFbVrkiixxKl6vv3rnVvIrmHB7pkPA7r38tYJiU392uDd8HtxEJiexK_GqPEn23m8fEWn8et-UqIQcobnl8u-UXEJn5hm0mfW_y90-oBDC_Ymjb6EdRB9GTBLMFG3hBqsJ1Jtcn4YPC5nOUe923Un30iVaIowVNa9fiT9-UaIdve_mS0" \* MERGEFORMATINET </w:instrText>
-      </w:r>
-      <w:r>
-        <w:fldChar w:fldCharType="separate"/>
-      </w:r>
+      <w:r/>
+      <w:r/>
+      <w:r/>
+      <w:r>
+        <w:rPr>
+          <w:noProof/>
+        </w:rPr>
+      </w:r>
+      <w:r/>
       <w:r>
         <w:rPr>
           <w:noProof/>
@@ -7470,9 +7395,6 @@
           </wp:inline>
         </w:drawing>
       </w:r>
-      <w:r>
-        <w:fldChar w:fldCharType="end"/>
-      </w:r>
     </w:p>
     <w:p>
       <w:pPr>
@@ -7483,14 +7405,7 @@
         </w:rPr>
       </w:pPr>
       <w:r>
-        <w:t xml:space="preserve">Nota. </w:t>
-      </w:r>
-      <w:r>
-        <w:rPr>
-          <w:i w:val="0"/>
-          <w:iCs w:val="0"/>
-        </w:rPr>
-        <w:t>El diagrama modela la arquitectura lógica orientada a servicios para la Mancomunidad. El cliente web (SvelteKit) en Vercel se comunica de forma asíncrona mediante HTTPS con la API en Go. La persistencia se divide en dos plataformas independientes: Supabase para el almacenamiento relacional de alta concurrencia y Cloudflare R2 para el manejo eficiente de objetos binarios, minimizando los costos de transferencia de salida.Elaboración propia.</w:t>
+        <w:t>Nota. Figura de una propuesta arquitectónica anterior. Supabase, Cloudflare R2 y Go no corresponden al backend ni al almacenamiento de evidencias implementados en esta revisión. La arquitectura actual utiliza SvelteKit estático, API Express, Prisma y una base relacional; las evidencias se conservan en esa base. El dibujo deberá sustituirse en la edición final. Elaboración propia.</w:t>
       </w:r>
     </w:p>
     <w:p>
@@ -7540,7 +7455,6 @@
     </w:p>
     <w:p>
       <w:r>
-        <w:lastRenderedPageBreak/>
         <w:t>Una vez establecida la arquitectura lógica, es fundamental definir su topología física. El siguiente diagrama de despliegue detalla cómo los componentes previamente descritos se distribuyen sobre la infraestructura real en la nube, mostrando las conexiones de red y los protocolos de seguridad que utilizan los dispositivos cliente para comunicarse con los servidores.</w:t>
       </w:r>
     </w:p>
@@ -7595,15 +7509,15 @@
         <w:pStyle w:val="Estilofigura"/>
         <w:jc w:val="center"/>
       </w:pPr>
-      <w:r>
-        <w:fldChar w:fldCharType="begin"/>
-      </w:r>
-      <w:r>
-        <w:instrText xml:space="preserve"> INCLUDEPICTURE "https://cdn-0.plantuml.com/plantuml/png/XLFHhjj447ttLupoGYErt8fRU408DN5oqq8QJ1pWfIyJU-9iizc9PjS94Uh7y05yHN-CyQxXMk6YvYNIpZbdppcUVUq3IcYFDlC7uqueU8JwPE3-vSlCqYv0O13Jx0FKHgWAXjq0kSNgq0YthixPii1bRm8DvevhWZyoqD_q1hhiHFChkZHbgKdIP8PoA2q6MWXUiuy3ENLgTbY5MwtVRgwjCU0MFNqEvmCBDly3oxw0cV4dzYQOCtlG9B_u5iKmF1Y7DelXHWCCvDQG2_JUFIkFwlMqPqTm1qNUaUU-4XDO-UCHe1-AznKbmHMUgS6wyq5RUATduZWofi8NJvBGyVTF8J0gYydm-ZFPG3-Q03aVJyPYtL-gi4Z-gBrgm7osWYiy22lDrLbbkQrXz2j9HHRcTKEmed1XEKHoVpuqMvASZNgDIfeeYDcsfev-ey1AOKyQdaYrZxtEVVZqPp0LUpN-PlDk-Hn-A9z3NfR9iiunZWV6upOD71SM0-vOZWW5Ogb23_RwfM4jVut6Nl2Qj7fQ7bd377biWBeaCrQCgCJIkFPtcDYJSPJeQVHadAbnSJNc7wXg0sujgSAYCx1WYwv90Wlk7Gop52JUUBs-CWXNADDIfcXzmvL92pY49aUQ-xzfolOKzn_YA0AxevjlqR-IBhrjLLIWO1yQeVBdPHAV9fi3vIYuioW4wwywaFxToFhaNojfDMheRF-q_K21VSIdqs7-DLdKW8wyfY-40rTiOruTrTdmdRnuyVtZLdqBRpQReeHdHKiI65wzkX-_TpFo5Kg3O9pMXZRhNiPtIdmiNvdhURc1IV4MxfA8Vgo2WkbjeF_qbwk47VfnzaXJ4Ur4sPkyk7jR_7lnDr_7cujcogshOeziIMwOARYoo_luAZ4OtPBEX5uUJOoprmfkZ_Pl" \* MERGEFORMATINET </w:instrText>
-      </w:r>
-      <w:r>
-        <w:fldChar w:fldCharType="separate"/>
-      </w:r>
+      <w:r/>
+      <w:r/>
+      <w:r/>
+      <w:r>
+        <w:rPr>
+          <w:noProof/>
+        </w:rPr>
+      </w:r>
+      <w:r/>
       <w:r>
         <w:rPr>
           <w:noProof/>
@@ -7657,30 +7571,13 @@
           </wp:inline>
         </w:drawing>
       </w:r>
-      <w:r>
-        <w:fldChar w:fldCharType="end"/>
-      </w:r>
     </w:p>
     <w:p>
       <w:pPr>
         <w:pStyle w:val="Estilofigura"/>
       </w:pPr>
       <w:r>
-        <w:t xml:space="preserve">Nota. </w:t>
-      </w:r>
-      <w:r>
-        <w:rPr>
-          <w:i w:val="0"/>
-          <w:iCs w:val="0"/>
-        </w:rPr>
-        <w:t>El modelo de despliegue ilustra la topología física de la plataforma. Los clientes en la región interactúan con una aplicación de página única (SPA) servida a través de la red de entrega de contenido (CDN) de Vercel. Las peticiones seguras son procesadas por un contenedor Docker alojado en una plataforma como servicio (PaaS), el cual administra la persistencia de datos relacionales en PostgreSQL y el almacenamiento de objetos binarios en Cloudflare R2 mediante el protocolo S3.</w:t>
-      </w:r>
-      <w:r>
-        <w:rPr>
-          <w:i w:val="0"/>
-          <w:iCs w:val="0"/>
-        </w:rPr>
-        <w:t xml:space="preserve"> Elaboración propia.</w:t>
+        <w:t>Nota. Topología de despliegue propuesta, pendiente de comprobar en infraestructura real. La versión revisada incluye un contenedor Express para PostgreSQL, pero no acredita integración con Cloudflare R2 ni operación de esta topología. El dibujo deberá actualizarse antes de la entrega definitiva. Elaboración propia.</w:t>
       </w:r>
     </w:p>
     <w:p>
@@ -7707,9 +7604,7 @@
         <w:ind w:firstLine="0"/>
         <w:jc w:val="left"/>
       </w:pPr>
-      <w:r>
-        <w:br w:type="page"/>
-      </w:r>
+      <w:r/>
     </w:p>
     <w:p>
       <w:pPr>
@@ -7728,7 +7623,6 @@
           <w:i w:val="0"/>
           <w:iCs w:val="0"/>
         </w:rPr>
-        <w:lastRenderedPageBreak/>
         <w:t>Figura 5.1</w:t>
       </w:r>
       <w:r>
@@ -7763,15 +7657,15 @@
         <w:pStyle w:val="Estilofigura"/>
         <w:jc w:val="center"/>
       </w:pPr>
-      <w:r>
-        <w:fldChar w:fldCharType="begin"/>
-      </w:r>
-      <w:r>
-        <w:instrText xml:space="preserve"> INCLUDEPICTURE "https://cdn-0.plantuml.com/plantuml/png/ZLF1Sjis4BtpAtPyacRKaUAsbnmoYMLReqIEL95ABftnh80LXHe4M01KhVvDZZdqr5kl-h4kI35YPBlJWyG5zk5Xz-t3Mn_GXQhGYNzGfaI71SXImO-ZKO9LiAOgrkGwoG8VxyXxp2bLVnAy-ddKIQvHFEJELaQEhROE_jYgG9qy_mSbL8acN9r1PohVXl4UpGjmwoIv1dgDxY7L66ZYSD-1U_gz8YDefZRyC_JocGH5uCsBxF1L62KiI88n5gNzrVHMlaAdRFy2q4D6TJxfL08NOwt818BFj6PykYCTw8CApObRPpbdvFT7tYsciBn9CyPFx71YDPgymKST8bnYm3LwYlIsaXkDZc1v6I_WKZ6d1dvSTE1fLTOH8nVMXznH-iki0LzV9Scn0_ZXpRVIu3Maf4a8PGr2GG5XS_ZBAu6m1u5bg1pls61pXvp0g9RQOQ1JSsrmHdlp61mI21kLDoZHmsIHWYGDKldIUiL45dep3CEPDVqkJwi4qopcQGP3BDMGTeg9X48VsyEzjYXVmotNDeZC0vXUmnq57C3xprd_L6YhQj84P_oVK2k9a5bUnuFSTackKDxwkjQgiK22EXn1KxCxVE53DW40-4RwVVS_ZLx1oc0LjjRnsv0HUyepkBKJO-ygyi4Xa7FMHVjvykhmjqb8UpfU-kcvAz-q5eWwhJAOhtyZ4Q3tpebjrFQsdjlXooRUSwLCxUMQeXMd9OYRRSpLTGMw78rW_W5wI-AqGLWjPr0U_bbh9J0Mgnj_DBoIdcK-AvlDoCJJZ-dDCkDFDeVJRE_5yUqfUL_Kq-JWE8G1Q0mgL983Q_8cgfo-RmsgyAmzTZql-NFMrDYQZN85YgXpx28uD1v5i-P7qtPpHlHV8x_aaOyTCLf2xtqw_mYYUql__rW0DRbGothu-gY2XPtYrdKI_IlfYQKbFNsER_clAlI_" \* MERGEFORMATINET </w:instrText>
-      </w:r>
-      <w:r>
-        <w:fldChar w:fldCharType="separate"/>
-      </w:r>
+      <w:r/>
+      <w:r/>
+      <w:r/>
+      <w:r>
+        <w:rPr>
+          <w:noProof/>
+        </w:rPr>
+      </w:r>
+      <w:r/>
       <w:r>
         <w:rPr>
           <w:noProof/>
@@ -7825,9 +7719,6 @@
           </wp:inline>
         </w:drawing>
       </w:r>
-      <w:r>
-        <w:fldChar w:fldCharType="end"/>
-      </w:r>
     </w:p>
     <w:p>
       <w:pPr>
@@ -7838,14 +7729,7 @@
         </w:rPr>
       </w:pPr>
       <w:r>
-        <w:t xml:space="preserve">Nota. </w:t>
-      </w:r>
-      <w:r>
-        <w:rPr>
-          <w:i w:val="0"/>
-          <w:iCs w:val="0"/>
-        </w:rPr>
-        <w:t>El diagrama de secuencia modela el flujo de comunicación síncrona y asíncrona durante la justificación de una meta física. Se evidencia la orquestación del backend en Go, el cual se encarga de subir el archivo binario al almacenamiento de objetos (Cloudflare R2) para evitar la saturación de la base de datos, y posteriormente guarda la URL generada junto con las coordenadas GPS en el motor relacional (Supabase PostgreSQL). Elaboración propia.</w:t>
+        <w:t>Nota. Secuencia de una propuesta anterior de almacenamiento externo. Actualmente la API valida el archivo, calcula SHA-256 y conserva su contenido junto con los datos de evidencia en la base relacional; el evento de auditoría se confirma en la misma transacción. El dibujo de R2 y Supabase debe actualizarse. Elaboración propia.</w:t>
       </w:r>
     </w:p>
     <w:p>
@@ -7865,7 +7749,6 @@
         </w:rPr>
       </w:pPr>
       <w:r>
-        <w:lastRenderedPageBreak/>
         <w:t>El control y seguimiento de responsabilidades compartidas exige un ciclo de vida estricto. Para modelar esta lógica, se emplea un diagrama de máquina de estados que define las transiciones permitidas para una tarea dentro del módulo Kanban ARC, garantizando la trazabilidad de las acciones desde su asignación hasta su cierre institucional.</w:t>
       </w:r>
     </w:p>
@@ -7920,15 +7803,15 @@
         <w:pStyle w:val="Estilofigura"/>
         <w:jc w:val="center"/>
       </w:pPr>
-      <w:r>
-        <w:fldChar w:fldCharType="begin"/>
-      </w:r>
-      <w:r>
-        <w:instrText xml:space="preserve"> INCLUDEPICTURE "https://cdn-0.plantuml.com/plantuml/png/RL71RbCn4BpxA_RO8bMjn8q3QWY12uSgGLmGGlli9Td6yJxMTgeMyK4SEF49-J6yIW9MqfpYsPdPsJUtkQ2MkeakhpcDgBY1C3AylBdfa07zUgbIKvXA58M75HVgvek2XTwSa3xmSbMcZvZEYAA1T4zwYxfUn0Q-LtpiY1DLUNYEuZw_-09NLw_XZb9WIeNW5KoLqFFkJu90414ADW0k30wYbyvbszj9VZXelwFL9FCoOK03_psQxIoFf9Y202VsB32AWb8U9MKS8hcVplttDATP-dgduYcBoMDFtdiWH1oamN3TDjKDxRCU4dRwauWV5GUyjom6Tq_RSq--xiz7NtYB42Z2U0ncAJlVGymvRJcp9DEdxUutGkCgBTMojd0BYIrkGMYq8Z1KIjBPd5Km9xGFTwX1OCIQ4GfjHb6CtNt7nIS7phOOA_esCBXxDkzF63aSdClkbq_i4QoKNBXK8s6qAtjtytp7RS1F-p8deyfmZFVDgeXmCMLI9GY76YvxY_D2v-HN-2HmtVvzhqrAu4MLl4MWx5otqCJjDdTBATHD_0i0" \* MERGEFORMATINET </w:instrText>
-      </w:r>
-      <w:r>
-        <w:fldChar w:fldCharType="separate"/>
-      </w:r>
+      <w:r/>
+      <w:r/>
+      <w:r/>
+      <w:r>
+        <w:rPr>
+          <w:noProof/>
+        </w:rPr>
+      </w:r>
+      <w:r/>
       <w:r>
         <w:rPr>
           <w:noProof/>
@@ -7982,9 +7865,6 @@
           </wp:inline>
         </w:drawing>
       </w:r>
-      <w:r>
-        <w:fldChar w:fldCharType="end"/>
-      </w:r>
     </w:p>
     <w:p>
       <w:pPr>
@@ -8007,7 +7887,6 @@
     </w:p>
     <w:p>
       <w:r>
-        <w:lastRenderedPageBreak/>
         <w:t>Para ilustrar el flujo de trabajo operativo entre el usuario y la plataforma, se emplea un diagrama de actividad. Este modelo detalla los pasos secuenciales y las decisiones lógicas que ocurren durante el registro de indicadores críticos de desarrollo territorial, específicamente en el área de infraestructura sanitaria.</w:t>
       </w:r>
     </w:p>
@@ -8061,6 +7940,11 @@
       <w:pPr>
         <w:pStyle w:val="Estilofigura"/>
       </w:pPr>
+      <w:r>
+        <w:rPr>
+          <w:noProof/>
+        </w:rPr>
+      </w:r>
       <w:r>
         <w:rPr>
           <w:noProof/>
@@ -8145,7 +8029,6 @@
         <w:t xml:space="preserve">El diseño se fundamenta en principios de usabilidad y diseño responsivo (Responsive Web Design), garantizando una navegación fluida tanto en las estaciones de trabajo de las oficinas </w:t>
       </w:r>
       <w:r>
-        <w:lastRenderedPageBreak/>
         <w:t>municipales como en los dispositivos móviles utilizados durante el trabajo de campo. A continuación, se presentan las interfaces que dan solución a los módulos transaccionales de la plataforma.</w:t>
       </w:r>
     </w:p>
@@ -8159,7 +8042,7 @@
     </w:p>
     <w:p>
       <w:r>
-        <w:t>El diseño preliminar de este módulo se fundamenta en la arquitectura cliente-servidor, separando estrictamente la capa de presentación en SvelteKit de la lógica de autenticación en Go. A nivel de interfaz gráfica (UI), el prototipo inicia con el componente Login.svelte, el cual presenta un formulario minimalista estilizado con Tailwind CSS. La validación de credenciales se realiza de forma asíncrona mediante peticiones HTTP seguras hacia la API REST en Go. Una vez que el backend valida y firma el token JWT, SvelteKit almacena la sesión y redirige al usuario al área administrativa (/dashboard). En esta vista principal, se renderiza un componente estructural (+layout.svelte) que contiene la barra lateral oscura de navegación (sidebar). Gracias a la reactividad nativa de Svelte, este sidebar lee los permisos (RBAC) incrustados en el token y renderiza dinámicamente solo los enlaces a los módulos autorizados para el usuario, ocultando proactivamente las opciones restringidas y garantizando un entorno a prueba de intrusiones.</w:t>
+        <w:t>El diseño preliminar de este módulo se fundamenta en la arquitectura cliente-servidor, separando estrictamente la capa de presentación en SvelteKit de la lógica de autenticación en Node.js con Express. A nivel de interfaz gráfica (UI), el prototipo inicia con el componente Login.svelte, el cual presenta un formulario minimalista estilizado con Tailwind CSS. La validación de credenciales se realiza de forma asíncrona mediante peticiones HTTP seguras hacia la API REST en Node.js con Express. Una vez que el backend valida y firma el token JWT, SvelteKit almacena la sesión y redirige al usuario al área administrativa (/dashboard). En esta vista principal, se renderiza un componente estructural (+layout.svelte) que contiene la barra lateral oscura de navegación (sidebar). Gracias a la reactividad nativa de Svelte, este sidebar utiliza los permisos (RBAC) de la sesión y renderiza dinámicamente solo los enlaces a los módulos autorizados para el usuario, ocultando proactivamente las opciones restringidas y complementando la autorización que el servidor verifica con los permisos vigentes de la base en cada petición.</w:t>
       </w:r>
     </w:p>
     <w:p>
@@ -8172,7 +8055,7 @@
     </w:p>
     <w:p>
       <w:r>
-        <w:t>El prototipo funcional de este módulo ilustra el núcleo operativo de la Mancomunidad, diseñado bajo un esquema Mobile-First para asegurar su usabilidad en dispositivos de campo. La interfaz principal se construye mediante un componente de cuadrícula responsiva, donde cada proyecto se despliega como una tarjeta interactiva (ProjectCard.svelte). Al seleccionar un proyecto específico, el sistema aprovecha el enrutamiento dinámico de SvelteKit para renderizar la ruta de detalle (/proyectos/[id]). Dentro de esta vista, la interfaz expone un formulario avanzado para el registro de avances físicos. Cuando un técnico utiliza este formulario, el componente invoca la API del navegador para capturar las coordenadas GPS exactas. Si se adjunta evidencia fotográfica, SvelteKit transmite el archivo hacia el backend en Go, el cual procesa la imagen a través de goroutines de alta concurrencia y la transfiere al almacenamiento de objetos en Cloudflare R2, devolviendo la URL pública para su renderizado inmediato en pantalla.</w:t>
+        <w:t>El módulo de proyectos presenta un listado y una ruta de detalle (/proyectos/[id]) para consultar presupuesto, avance y evidencias. El registro conserva explícitamente el municipio. Al adjuntar una evidencia, la interfaz transmite un archivo PNG o JPEG de hasta 5 MB a la API Express, que valida su firma, calcula SHA-256 y conserva el contenido en la base. El navegador puede suministrar coordenadas, sin garantizar su exactitud ni autenticidad. La imagen se devuelve para consulta interna mediante una URL de datos; no se transfiere a un servicio externo de objetos.</w:t>
       </w:r>
     </w:p>
     <w:p>
@@ -8185,11 +8068,7 @@
     </w:p>
     <w:p>
       <w:r>
-        <w:t xml:space="preserve">Para este módulo, el diseño exige una interacción fluida y altamente visual. La interfaz se estructura alrededor de un tablero de gestión ágil (Kanban), ocupando la totalidad del espacio de trabajo central a la derecha del sidebar. El diseño define cuatro columnas semánticas (Pendiente, </w:t>
-      </w:r>
-      <w:r>
-        <w:lastRenderedPageBreak/>
-        <w:t>En Proceso, Revisión, Finalizada). Cada tarea asignada se renderiza como un componente independiente (TaskItem.svelte) con capacidades de Drag-and-Drop nativas en el navegador. Para garantizar la velocidad de la interfaz, el prototipo emplea actualizaciones optimistas (Optimistic UI Update); es decir, cuando el usuario mueve una tarea, la vista en SvelteKit se re-dibuja al instante, mientras que en segundo plano se envía la mutación de estado hacia el microservicio en Go. Este último valida la lógica de negocio y persiste el registro en el clúster relacional de Supabase (PostgreSQL).</w:t>
+        <w:t>El módulo ARC organiza las tareas en cuatro estados: Pendiente, En Proceso, En Revisión y Finalizado. La interfaz permite arrastrar tarjetas o usar botones para cambiar de estado y muestra responsables, fechas y alertas de vencimiento. La API Express valida el permiso de edición y registra la modificación y su auditoría en una transacción. La respuesta actualiza la vista; no se acredita sincronización sin conexión.</w:t>
       </w:r>
     </w:p>
     <w:p>
@@ -8202,7 +8081,7 @@
     </w:p>
     <w:p>
       <w:r>
-        <w:t>El diseño de la capa de presentación financiera se enfoca en la precisión tipográfica y la separación semántica de la información contable. El área de trabajo se divide visualmente para contrastar la administración de los fondos públicos (CGC) frente a los fondos privados (SAT), utilizando la paleta de colores institucionales en las tarjetas de rendimiento (KPIs). Para la operatividad de los gestores financieros, el prototipo integra una tabla de datos altamente interactiva con paginación delegada al servidor (Server-Side Pagination), procesada a través del archivo +page.server.ts de SvelteKit. Desde el menú lateral, el gestor puede desplegar un panel retráctil (slide-over) que contiene los formularios para el registro rápido de transacciones y el control de solvencia de las cuotas municipales, comunicándose de forma segura con los controladores de Go.</w:t>
+        <w:t>El módulo financiero permite registrar y consultar transacciones, distinguir su origen y resumir ingresos, egresos y cuotas. La interfaz consulta la API Express, cuyo acceso y operaciones dependen de los permisos vigentes. Los movimientos incluidos en el control interno se registran con huellas antes y después. Las etiquetas contables y los resúmenes apoyan el seguimiento; no acreditan cumplimiento tributario ni certificación de la CGC.</w:t>
       </w:r>
     </w:p>
     <w:p>
@@ -8215,7 +8094,7 @@
     </w:p>
     <w:p>
       <w:r>
-        <w:t>Este prototipo consolida el archivo histórico político de la junta directiva en una interfaz de gestión documental moderna. A través de la barra de navegación lateral, el Super Administrador accede a un repositorio digital que lista las actas de asamblea. Para manejar el gran volumen de registros, la interfaz de SvelteKit implementa renderizado virtualizado en sus tablas, asegurando un rendimiento (performance) fluido en el cliente. A nivel de Experiencia de Usuario (UX), destaca el uso de componentes tipo semáforo (StatusBadge.svelte), los cuales evalúan las fechas límite extraídas desde el backend en Go y se colorean dinámicamente (verde, amarillo o rojo) para alertar visualmente a la gerencia sobre el nivel de cumplimiento de los acuerdos políticos.</w:t>
+        <w:t>El módulo de gobernanza conserva registros de actas y acuerdos con sus fechas, responsables y estados. La API autoriza la lectura y exige permiso de edición para modificar actas o acuerdos. Ambos modelos forman parte de la verificación de integridad. La conservación del registro y de sus enlaces no acredita por sí misma autenticidad legal ni almacenamiento permanente de los documentos externos.</w:t>
       </w:r>
     </w:p>
     <w:p>
@@ -8228,11 +8107,7 @@
     </w:p>
     <w:p>
       <w:r>
-        <w:t xml:space="preserve">Conceptualizado como un módulo autónomo, el prototipo de Convenios presenta una interfaz optimizada para el seguimiento de la cooperación internacional. El diseño en pantalla aplica un patrón de vista dividida (Split-View). En el panel izquierdo, adyacente al sidebar, se </w:t>
-      </w:r>
-      <w:r>
-        <w:lastRenderedPageBreak/>
-        <w:t>despliega un listado buscador de agencias cooperantes; al seleccionar una, el panel derecho renderiza la ficha exhaustiva del convenio. Gracias al motor de reactividad de Svelte ($:), el cambio de información ocurre en milisegundos sin necesidad de recargar el HTML de la página. Asimismo, la interfaz incorpora alertas modulares tipo Toast que se disparan en base a la lógica calculada por el servidor Go, notificando operativamente si un convenio está próximo a su expiración.</w:t>
+        <w:t>El módulo de convenios permite consultar y registrar acuerdos institucionales con agencias cooperantes, montos, vigencia y estado. La API Express calcula información de seguimiento y exige autorización para editar. Los convenios forman parte de la auditoría transaccional y del control de integridad. Las alertas y filtros son apoyo operativo y requieren datos completos y actualizados.</w:t>
       </w:r>
     </w:p>
     <w:p>
@@ -8245,23 +8120,25 @@
     </w:p>
     <w:p>
       <w:r>
-        <w:t>E</w:t>
-      </w:r>
-      <w:r>
-        <w:t>l Módulo 6 representa el motor de Inteligencia de Negocios (BI) de la plataforma, diseñado como un componente autónomo de visualización. El prototipo abandona los formularios transaccionales a favor de un Dashboard repleto de gráficos analíticos. Empleando librerías especializadas compatibles con el ecosistema web, la vista renderiza diagramas comparativos que resumen los índices de Agua, Saneamiento e Higiene (ASH). La interacción recae sobre menús desplegables que actúan como filtros territoriales. Al seleccionar un municipio, SvelteKit envía una petición optimizada a la API REST de Go, la cual ejecuta consultas complejas en Supabase a través del pooler de conexiones (PgBouncer), retornando estadísticas agregadas para que los gráficos se redibujen de inmediato en pantalla.</w:t>
+        <w:t>El módulo ASH registra censos comunitarios y calcula indicadores agregados de agua, saneamiento y cloro residual con los datos disponibles. La interfaz presenta resultados y formularios según los permisos de acceso. La API Express y Prisma consultan la base configurada, sin requerir Supabase ni PgBouncer. El índice territorial adicional identifica municipios sin datos suficientes y mantiene carácter preliminar; requiere validar fuentes y ponderaciones antes de su uso institucional.</w:t>
       </w:r>
     </w:p>
     <w:p>
       <w:pPr>
         <w:pStyle w:val="Ttulo3"/>
+        <w:keepNext/>
       </w:pPr>
       <w:r>
         <w:t xml:space="preserve">Prototipo: Módulo 7 – Portal de transparencia y datos abiertos </w:t>
       </w:r>
     </w:p>
     <w:p>
-      <w:r>
-        <w:t>En radical contraste con el entorno de administración interna, este prototipo modela la capa frontal pública orientada al escrutinio de la ciudadanía y autoridades externas. Al no requerir autenticación de sesiones o tokens, la interfaz prescinde de la barra lateral oscura (sidebar administrativa), adoptando en su lugar una arquitectura de página orientada al público con una barra de navegación superior horizontal (Top Header). El diseño garantiza la accesibilidad (Mobile-First) para consultar mapas de calor de proyectos en pantallas táctiles. A nivel estructural, este módulo aprovecha el renderizado desde el lado del servidor (SSR - Server-Side Rendering) de SvelteKit para mejorar drásticamente el posicionamiento en buscadores (SEO) y reducir el tiempo de carga inicial. Las métricas exponen datos desde el clúster de Supabase utilizando rutas en Go diseñadas específicamente para el consumo público en modo de solo lectura.</w:t>
+      <w:pPr>
+        <w:keepLines/>
+        <w:widowControl/>
+      </w:pPr>
+      <w:r>
+        <w:t>El portal de transparencia dispone de una interfaz pública adaptable a pantallas pequeñas y separada de la administración. La versión actual se compila mediante el adaptador estático de SvelteKit y consulta la API Express. Solo se muestran publicaciones declaradas visibles y los proyectos expresamente referenciados por ellas. Las evidencias fotográficas y las coordenadas precisas no se publican en esta versión. La consulta de una solicitud requiere su código aleatorio y devuelve únicamente estado y fechas, sin información de contacto ni descripción.</w:t>
       </w:r>
     </w:p>
     <w:p>
@@ -8272,6 +8149,52 @@
           <w:iCs/>
         </w:rPr>
       </w:pPr>
+    </w:p>
+    <w:p>
+      <w:r/>
+    </w:p>
+    <w:p>
+      <w:pPr>
+        <w:pStyle w:val="Ttulo1"/>
+      </w:pPr>
+      <w:r>
+        <w:t>Estado de implementación y límites de la investigación</w:t>
+      </w:r>
+    </w:p>
+    <w:p>
+      <w:r>
+        <w:t>MFN Digital comprende siete módulos funcionales del alcance de investigación: proyectos, ARC, finanzas, gobernanza, convenios, indicadores ASH y transparencia. Autenticación y permisos son transversales. Talento humano e inteligencia territorial son extensiones del prototipo y no amplían automáticamente el alcance aprobado.</w:t>
+      </w:r>
+    </w:p>
+    <w:p>
+      <w:r>
+        <w:t>La implementación revisada utiliza Svelte 5, SvelteKit 2, Node.js, Express 4 y Prisma 6. SQLite se utiliza para desarrollo; PostgreSQL cuenta con un esquema y un SQL de actualización separados. Go se reserva como alternativa futura. Los diagramas o antecedentes que indiquen Go o servicios externos de archivos describen una propuesta anterior y no acreditan una integración implementada.</w:t>
+      </w:r>
+    </w:p>
+    <w:p>
+      <w:r>
+        <w:t>Las evidencias nuevas conservan el archivo PNG o JPEG y su huella SHA-256 en la base de datos. Las coordenadas son suministradas por el dispositivo cliente; no se garantiza precisión satelital ni ubicación auténtica. No se implementa extracción EXIF, integración CommCare ni sincronización sin conexión en esta versión.</w:t>
+      </w:r>
+    </w:p>
+    <w:p>
+      <w:r>
+        <w:t>Las escrituras de los nueve modelos operativos incluidos en el control de integridad y sus eventos antes/después se confirman en una misma transacción. El control compara registros completos con puntos históricos y rechaza sellar discrepancias. Es una verificación interna; no es una certificación de la CGC ni una garantía de inmutabilidad frente al administrador de la base.</w:t>
+      </w:r>
+    </w:p>
+    <w:p>
+      <w:r>
+        <w:t>La reducción de tiempos, satisfacción, disponibilidad y rendimiento son indicadores a medir. No se presentan como resultados demostrados. El diseño principal es pre-experimental de un solo grupo con mediciones pareadas antes y después; la encuesta posterior es descriptiva transversal. Se deben conservar los datos, fechas, tareas comparables y limitaciones de atribución causal.</w:t>
+      </w:r>
+    </w:p>
+    <w:p>
+      <w:r>
+        <w:t>La muestra propuesta de 22 participantes requiere padrón y consentimientos actualizados. Los municipios activos son San Pedro Soloma, Santa Eulalia y San Rafael la Independencia, según el PG y la confirmación del responsable (3 de octubre de 2026). Las otras localidades corresponden a antecedentes históricos.</w:t>
+      </w:r>
+    </w:p>
+    <w:p>
+      <w:r>
+        <w:t>El índice IPIM es una orientación preliminar con pesos que requieren validación institucional. La ausencia de datos se identifica como información insuficiente. El índice no emite decisiones vinculantes ni demuestra ausencia de sesgos.</w:t>
+      </w:r>
     </w:p>
     <w:sectPr>
       <w:headerReference w:type="default" r:id="rId33"/>
